--- a/templates/journals/information-sciences/quarto-extension/_extensions/quarto-journals/elsevier-cas/reference.docx
+++ b/templates/journals/information-sciences/quarto-extension/_extensions/quarto-journals/elsevier-cas/reference.docx
@@ -319,7 +319,8 @@
       <w:footerReference w:type="default" r:id="rIdCasFtr"/>
       <w:footerReference w:type="first" r:id="rIdCasFtr"/>
       <w:pgSz w:w="10885" w:h="14854"/>
-      <w:pgMar w:top="1171" w:right="777" w:bottom="1054" w:left="777" w:header="706" w:footer="582" w:gutter="0"/>
+      <w:pgMar w:top="1081" w:right="777" w:bottom="1054" w:left="777" w:header="657" w:footer="564" w:gutter="0"/>
+      <w:pgNumType w:start="1"/>
       <w:cols w:space="720"/>
       <w:titlePg/>
       <w:textDirection w:val="lrTb"/>
@@ -339,7 +340,14 @@
       <w:pStyle w:val="Footer"/>
     </w:pPr>
     <w:r>
-      <w:t xml:space="preserve">First Author et al.: Preprint submitted to Elsevier</w:t>
+      <w:t xml:space="preserve">First Author et al.: </w:t>
+    </w:r>
+    <w:r>
+      <w:rPr>
+        <w:rFonts w:ascii="STIX" w:hAnsi="STIX" w:cs="STIX"/>
+        <w:i/>
+      </w:rPr>
+      <w:t>Preprint submitted to Elsevier</w:t>
     </w:r>
     <w:r>
       <w:tab/>
@@ -355,7 +363,7 @@
     <w:r>
       <w:t xml:space="preserve"> of </w:t>
     </w:r>
-    <w:fldSimple w:instr=" NUMPAGES ">
+    <w:fldSimple w:instr=" SECTIONPAGES ">
       <w:r>
         <w:t>1</w:t>
       </w:r>
@@ -543,25 +551,26 @@
     <w:rPrDefault>
       <w:rPr>
         <w:rFonts w:ascii="STIX" w:hAnsi="STIX" w:eastAsia="STIX" w:cs="STIX"/>
+        <w:kern w:val="2"/>
         <w:sz w:val="20"/>
         <w:szCs w:val="20"/>
-        <w:lang w:val="en-US" w:eastAsia="zh-CN" w:bidi="ar-SA"/>
+        <w:lang w:val="en-US"/>
       </w:rPr>
     </w:rPrDefault>
     <w:pPrDefault>
       <w:pPr>
-        <w:spacing w:after="0" w:line="240" w:lineRule="auto"/>
+        <w:spacing w:after="0" w:line="239" w:lineRule="exact"/>
       </w:pPr>
     </w:pPrDefault>
   </w:docDefaults>
   <w:latentStyles w:defLockedState="0" w:defUIPriority="0" w:defSemiHidden="0" w:defUnhideWhenUsed="0" w:defQFormat="0" w:count="276"/>
   <w:style w:type="paragraph" w:default="1" w:styleId="Normal">
     <w:name w:val="Normal"/>
-    <w:pPr>
-      <w:spacing w:after="0" w:line="240" w:lineRule="auto"/>
+    <w:qFormat/>
+    <w:pPr>
+      <w:spacing w:after="0" w:line="239" w:lineRule="exact"/>
       <w:jc w:val="both"/>
     </w:pPr>
-    <w:qFormat/>
     <w:rPr>
       <w:rFonts w:ascii="STIX" w:hAnsi="STIX" w:eastAsia="STIX" w:cs="STIX"/>
     </w:rPr>
@@ -581,13 +590,13 @@
   </w:style>
   <w:style w:type="paragraph" w:customStyle="1" w:styleId="FirstParagraph">
     <w:name w:val="First Paragraph"/>
+    <w:basedOn w:val="BodyText"/>
+    <w:next w:val="BodyText"/>
+    <w:qFormat/>
     <w:pPr>
       <w:spacing w:after="0"/>
       <w:ind w:firstLine="300"/>
     </w:pPr>
-    <w:basedOn w:val="BodyText"/>
-    <w:next w:val="BodyText"/>
-    <w:qFormat/>
     <w:rPr>
       <w:rFonts w:ascii="STIX" w:hAnsi="STIX" w:eastAsia="STIX" w:cs="STIX"/>
     </w:rPr>
@@ -597,7 +606,7 @@
     <w:basedOn w:val="BodyText"/>
     <w:qFormat/>
     <w:pPr>
-      <w:spacing w:after="0"/>
+      <w:spacing w:after="0" w:line="239" w:lineRule="exact"/>
     </w:pPr>
     <w:rPr>
       <w:rFonts w:ascii="STIX" w:hAnsi="STIX" w:eastAsia="STIX" w:cs="STIX"/>
@@ -612,14 +621,16 @@
     <w:qFormat/>
     <w:rsid w:val="00A10FD9"/>
     <w:pPr>
-      <w:spacing w:before="0" w:after="120"/>
+      <w:spacing w:before="0" w:after="0" w:line="438" w:lineRule="exact"/>
       <w:contextualSpacing/>
       <w:jc w:val="left"/>
     </w:pPr>
     <w:rPr>
       <w:rFonts w:ascii="STIX" w:hAnsi="STIX" w:eastAsia="STIX" w:cs="STIX"/>
-      <w:sz w:val="32"/>
-      <w:szCs w:val="32"/>
+      <w:color w:val="000000"/>
+      <w:position w:val="13"/>
+      <w:sz w:val="34"/>
+      <w:szCs w:val="34"/>
     </w:rPr>
   </w:style>
   <w:style w:type="character" w:customStyle="1" w:styleId="TitleChar">
@@ -679,7 +690,7 @@
     <w:pPr>
       <w:keepNext/>
       <w:keepLines/>
-      <w:spacing w:before="0" w:after="120"/>
+      <w:spacing w:before="81" w:after="0" w:line="279" w:lineRule="exact"/>
       <w:jc w:val="left"/>
     </w:pPr>
     <w:rPr>
@@ -714,18 +725,18 @@
       <w:keepNext w:val="1"/>
       <w:keepLines/>
       <w:pBdr>
-        <w:top w:val="single" w:sz="4" w:space="6" w:color="auto"/>
-        <w:bottom w:val="single" w:sz="4" w:space="6" w:color="auto"/>
+        <w:bottom w:val="single" w:sz="2" w:space="5" w:color="auto"/>
       </w:pBdr>
-      <w:spacing w:before="160" w:after="80"/>
+      <w:spacing w:before="0" w:after="0" w:line="259" w:lineRule="exact"/>
       <w:jc w:val="left"/>
     </w:pPr>
     <w:rPr>
       <w:rFonts w:ascii="STIX" w:hAnsi="STIX" w:eastAsia="STIX" w:cs="STIX"/>
       <w:b/>
       <w:color w:val="000000"/>
-      <w:sz w:val="22"/>
-      <w:szCs w:val="22"/>
+      <w:spacing w:val="30"/>
+      <w:sz w:val="20"/>
+      <w:szCs w:val="20"/>
     </w:rPr>
   </w:style>
   <w:style w:type="paragraph" w:customStyle="1" w:styleId="Abstract">
@@ -736,16 +747,13 @@
     <w:pPr>
       <w:keepNext/>
       <w:keepLines/>
-      <w:pBdr>
-        <w:bottom w:val="single" w:sz="4" w:space="6" w:color="auto"/>
-      </w:pBdr>
-      <w:spacing w:before="0" w:after="80"/>
+      <w:spacing w:before="0" w:after="0" w:line="189" w:lineRule="exact"/>
       <w:jc w:val="both"/>
     </w:pPr>
     <w:rPr>
       <w:rFonts w:ascii="STIX" w:hAnsi="STIX" w:eastAsia="STIX" w:cs="STIX"/>
-      <w:sz w:val="20"/>
-      <w:szCs w:val="20"/>
+      <w:sz w:val="16"/>
+      <w:szCs w:val="16"/>
     </w:rPr>
   </w:style>
   <w:style w:type="paragraph" w:styleId="Bibliography">
@@ -754,13 +762,14 @@
     <w:next w:val="Bibliography"/>
     <w:qFormat/>
     <w:pPr>
-      <w:spacing w:after="100"/>
-      <w:ind w:hanging="360" w:left="360"/>
-    </w:pPr>
-    <w:rPr>
-      <w:rFonts w:ascii="STIX" w:hAnsi="STIX" w:eastAsia="STIX" w:cs="STIX"/>
-      <w:sz w:val="20"/>
-      <w:szCs w:val="20"/>
+      <w:spacing w:before="0" w:after="0" w:line="199" w:lineRule="exact"/>
+      <w:ind w:hanging="199" w:left="199"/>
+      <w:jc w:val="both"/>
+    </w:pPr>
+    <w:rPr>
+      <w:rFonts w:ascii="STIX" w:hAnsi="STIX" w:eastAsia="STIX" w:cs="STIX"/>
+      <w:sz w:val="16"/>
+      <w:szCs w:val="16"/>
     </w:rPr>
   </w:style>
   <w:style w:type="paragraph" w:styleId="Heading1">
@@ -774,9 +783,34 @@
     <w:pPr>
       <w:keepNext w:val="1"/>
       <w:keepLines/>
-      <w:spacing w:before="200" w:after="100"/>
+      <w:spacing w:before="349" w:after="69" w:line="279" w:lineRule="exact"/>
       <w:jc w:val="left"/>
       <w:outlineLvl w:val="0"/>
+    </w:pPr>
+    <w:rPr>
+      <w:rFonts w:ascii="STIX" w:hAnsi="STIX" w:eastAsia="STIX" w:cs="STIX"/>
+      <w:b w:val="1"/>
+      <w:color w:val="000000"/>
+      <w:sz w:val="24"/>
+      <w:szCs w:val="24"/>
+    </w:rPr>
+  </w:style>
+  <w:style w:type="paragraph" w:styleId="Heading2">
+    <w:name w:val="heading 2"/>
+    <w:basedOn w:val="Normal"/>
+    <w:next w:val="BodyText"/>
+    <w:link w:val="Heading2Char"/>
+    <w:uiPriority w:val="9"/>
+    <w:semiHidden/>
+    <w:unhideWhenUsed/>
+    <w:qFormat/>
+    <w:rsid w:val="00A10FD9"/>
+    <w:pPr>
+      <w:keepNext w:val="1"/>
+      <w:keepLines/>
+      <w:spacing w:before="202" w:after="0" w:line="259" w:lineRule="exact"/>
+      <w:jc w:val="left"/>
+      <w:outlineLvl w:val="1"/>
     </w:pPr>
     <w:rPr>
       <w:rFonts w:ascii="STIX" w:hAnsi="STIX" w:eastAsia="STIX" w:cs="STIX"/>
@@ -786,11 +820,11 @@
       <w:szCs w:val="22"/>
     </w:rPr>
   </w:style>
-  <w:style w:type="paragraph" w:styleId="Heading2">
-    <w:name w:val="heading 2"/>
+  <w:style w:type="paragraph" w:styleId="Heading3">
+    <w:name w:val="heading 3"/>
     <w:basedOn w:val="Normal"/>
     <w:next w:val="BodyText"/>
-    <w:link w:val="Heading2Char"/>
+    <w:link w:val="Heading3Char"/>
     <w:uiPriority w:val="9"/>
     <w:semiHidden/>
     <w:unhideWhenUsed/>
@@ -799,9 +833,9 @@
     <w:pPr>
       <w:keepNext w:val="1"/>
       <w:keepLines/>
-      <w:spacing w:before="160" w:after="80"/>
+      <w:spacing w:before="202" w:after="0" w:line="239" w:lineRule="exact"/>
       <w:jc w:val="left"/>
-      <w:outlineLvl w:val="1"/>
+      <w:outlineLvl w:val="2"/>
     </w:pPr>
     <w:rPr>
       <w:rFonts w:ascii="STIX" w:hAnsi="STIX" w:eastAsia="STIX" w:cs="STIX"/>
@@ -809,31 +843,6 @@
       <w:color w:val="000000"/>
       <w:sz w:val="21"/>
       <w:szCs w:val="21"/>
-    </w:rPr>
-  </w:style>
-  <w:style w:type="paragraph" w:styleId="Heading3">
-    <w:name w:val="heading 3"/>
-    <w:basedOn w:val="Normal"/>
-    <w:next w:val="BodyText"/>
-    <w:link w:val="Heading3Char"/>
-    <w:uiPriority w:val="9"/>
-    <w:semiHidden/>
-    <w:unhideWhenUsed/>
-    <w:qFormat/>
-    <w:rsid w:val="00A10FD9"/>
-    <w:pPr>
-      <w:keepNext w:val="1"/>
-      <w:keepLines/>
-      <w:spacing w:before="140" w:after="60"/>
-      <w:jc w:val="left"/>
-      <w:outlineLvl w:val="2"/>
-    </w:pPr>
-    <w:rPr>
-      <w:rFonts w:ascii="STIX" w:hAnsi="STIX" w:eastAsia="STIX" w:cs="STIX"/>
-      <w:b w:val="1"/>
-      <w:color w:val="000000"/>
-      <w:sz w:val="20"/>
-      <w:szCs w:val="20"/>
     </w:rPr>
   </w:style>
   <w:style w:type="paragraph" w:styleId="Heading4">
@@ -1124,19 +1133,20 @@
   </w:style>
   <w:style w:type="paragraph" w:styleId="FootnoteText">
     <w:name w:val="Footnote Text"/>
-    <w:pPr>
-      <w:spacing w:after="0" w:line="240" w:lineRule="auto"/>
+    <w:basedOn w:val="Normal"/>
+    <w:next w:val="FootnoteText"/>
+    <w:uiPriority w:val="9"/>
+    <w:unhideWhenUsed/>
+    <w:qFormat/>
+    <w:pPr>
+      <w:spacing w:after="0" w:line="189" w:lineRule="exact"/>
+      <w:ind w:firstLine="285"/>
       <w:jc w:val="both"/>
     </w:pPr>
-    <w:basedOn w:val="Normal"/>
-    <w:next w:val="FootnoteText"/>
-    <w:uiPriority w:val="9"/>
-    <w:unhideWhenUsed/>
-    <w:qFormat/>
-    <w:rPr>
-      <w:rFonts w:ascii="STIX" w:hAnsi="STIX" w:eastAsia="STIX" w:cs="STIX"/>
-      <w:sz w:val="18"/>
-      <w:szCs w:val="18"/>
+    <w:rPr>
+      <w:rFonts w:ascii="STIX" w:hAnsi="STIX" w:eastAsia="STIX" w:cs="STIX"/>
+      <w:sz w:val="16"/>
+      <w:szCs w:val="16"/>
     </w:rPr>
   </w:style>
   <w:style w:type="paragraph" w:styleId="FootnoteBlockText">
@@ -1210,12 +1220,12 @@
     <w:basedOn w:val="Normal"/>
     <w:link w:val="BodyTextChar"/>
     <w:pPr>
-      <w:spacing w:before="60" w:after="60"/>
-      <w:jc w:val="left"/>
-    </w:pPr>
-    <w:rPr>
-      <w:rFonts w:ascii="STIX" w:hAnsi="STIX" w:eastAsia="STIX" w:cs="STIX"/>
-      <w:i/>
+      <w:spacing w:before="120" w:after="0" w:line="219" w:lineRule="exact"/>
+      <w:jc w:val="both"/>
+    </w:pPr>
+    <w:rPr>
+      <w:rFonts w:ascii="LM Sans 9" w:hAnsi="LM Sans 9" w:eastAsia="LM Sans 9" w:cs="LM Sans 9"/>
+      <w:i w:val="0"/>
       <w:sz w:val="18"/>
       <w:szCs w:val="18"/>
     </w:rPr>
@@ -1225,24 +1235,26 @@
     <w:basedOn w:val="Caption"/>
     <w:pPr>
       <w:keepNext w:val="1"/>
-      <w:spacing w:before="60" w:after="60"/>
+      <w:spacing w:before="120" w:after="120" w:line="219" w:lineRule="exact"/>
       <w:jc w:val="left"/>
     </w:pPr>
     <w:rPr>
-      <w:rFonts w:ascii="STIX" w:hAnsi="STIX" w:eastAsia="STIX" w:cs="STIX"/>
-      <w:sz w:val="20"/>
-      <w:szCs w:val="20"/>
+      <w:rFonts w:ascii="LM Sans 9" w:hAnsi="LM Sans 9" w:eastAsia="LM Sans 9" w:cs="LM Sans 9"/>
+      <w:i w:val="0"/>
+      <w:sz w:val="18"/>
+      <w:szCs w:val="18"/>
     </w:rPr>
   </w:style>
   <w:style w:type="paragraph" w:customStyle="1" w:styleId="ImageCaption">
     <w:name w:val="Image Caption"/>
-    <w:pPr>
-      <w:spacing w:before="60" w:after="120"/>
-      <w:jc w:val="left"/>
-    </w:pPr>
     <w:basedOn w:val="Caption"/>
-    <w:rPr>
-      <w:rFonts w:ascii="STIX" w:hAnsi="STIX" w:eastAsia="STIX" w:cs="STIX"/>
+    <w:pPr>
+      <w:spacing w:before="120" w:after="0" w:line="219" w:lineRule="exact"/>
+      <w:jc w:val="both"/>
+    </w:pPr>
+    <w:rPr>
+      <w:rFonts w:ascii="LM Sans 9" w:hAnsi="LM Sans 9" w:eastAsia="LM Sans 9" w:cs="LM Sans 9"/>
+      <w:i w:val="0"/>
       <w:sz w:val="18"/>
       <w:szCs w:val="18"/>
     </w:rPr>
@@ -1267,7 +1279,7 @@
     <w:name w:val="Verbatim Char"/>
     <w:basedOn w:val="BodyTextChar"/>
     <w:rPr>
-      <w:rFonts w:ascii="Courier New" w:hAnsi="Courier New" w:eastAsia="Courier New" w:cs="Courier New"/>
+      <w:rFonts w:ascii="LM Mono 10" w:hAnsi="LM Mono 10" w:eastAsia="LM Mono 10" w:cs="LM Mono 10"/>
       <w:sz w:val="20"/>
       <w:szCs w:val="20"/>
     </w:rPr>
@@ -1279,8 +1291,8 @@
       <w:rFonts w:ascii="STIX" w:hAnsi="STIX" w:eastAsia="STIX" w:cs="STIX"/>
       <w:b w:val="1"/>
       <w:color w:val="000000"/>
-      <w:sz w:val="22"/>
-      <w:szCs w:val="22"/>
+      <w:sz w:val="24"/>
+      <w:szCs w:val="24"/>
     </w:rPr>
   </w:style>
   <w:style w:type="character" w:styleId="FootnoteReference">
@@ -1288,8 +1300,8 @@
     <w:basedOn w:val="BodyTextChar"/>
     <w:rPr>
       <w:rFonts w:ascii="STIX" w:hAnsi="STIX" w:eastAsia="STIX" w:cs="STIX"/>
-      <w:sz w:val="18"/>
-      <w:szCs w:val="18"/>
+      <w:sz w:val="16"/>
+      <w:szCs w:val="16"/>
       <w:vertAlign w:val="superscript"/>
     </w:rPr>
   </w:style>
@@ -1322,29 +1334,14 @@
       <w:szCs w:val="24"/>
     </w:rPr>
   </w:style>
-  <w:style w:type="paragraph" w:styleId="Affiliation">
-    <w:name w:val="Affiliation"/>
-    <w:pPr>
-      <w:spacing w:before="0" w:after="0"/>
+  <w:style w:type="paragraph" w:styleId="DisplayMath">
+    <w:name w:val="Display Math"/>
+    <w:basedOn w:val="Normal"/>
+    <w:qFormat/>
+    <w:pPr>
+      <w:spacing w:before="120" w:after="120"/>
       <w:jc w:val="left"/>
     </w:pPr>
-    <w:basedOn w:val="Normal"/>
-    <w:qFormat/>
-    <w:rPr>
-      <w:rFonts w:ascii="STIX" w:hAnsi="STIX" w:eastAsia="STIX" w:cs="STIX"/>
-      <w:i w:val="1"/>
-      <w:sz w:val="18"/>
-      <w:szCs w:val="18"/>
-    </w:rPr>
-  </w:style>
-  <w:style w:type="paragraph" w:styleId="Keywords">
-    <w:name w:val="Keywords"/>
-    <w:pPr>
-      <w:spacing w:before="120" w:after="0"/>
-      <w:jc w:val="left"/>
-    </w:pPr>
-    <w:basedOn w:val="Normal"/>
-    <w:qFormat/>
     <w:rPr>
       <w:rFonts w:ascii="STIX" w:hAnsi="STIX" w:eastAsia="STIX" w:cs="STIX"/>
       <w:sz w:val="20"/>
@@ -1352,14 +1349,14 @@
     </w:rPr>
   </w:style>
   <w:style w:type="paragraph" w:styleId="HighlightsTitle">
-    <w:name w:val="Highlights Title"/>
+    <w:name w:val="HighlightsTitle"/>
+    <w:basedOn w:val="Normal"/>
+    <w:qFormat/>
     <w:pPr>
       <w:keepNext w:val="1"/>
-      <w:spacing w:before="160" w:after="120"/>
+      <w:spacing w:before="0" w:after="0" w:line="339" w:lineRule="exact"/>
       <w:jc w:val="left"/>
     </w:pPr>
-    <w:basedOn w:val="Normal"/>
-    <w:qFormat/>
     <w:rPr>
       <w:rFonts w:ascii="STIX" w:hAnsi="STIX" w:eastAsia="STIX" w:cs="STIX"/>
       <w:color w:val="000000"/>
@@ -1367,48 +1364,139 @@
       <w:szCs w:val="28"/>
     </w:rPr>
   </w:style>
+  <w:style w:type="paragraph" w:styleId="HighlightsPaperTitle">
+    <w:name w:val="HighlightsPaperTitle"/>
+    <w:basedOn w:val="Normal"/>
+    <w:qFormat/>
+    <w:pPr>
+      <w:keepNext w:val="1"/>
+      <w:spacing w:before="221" w:after="0" w:line="239" w:lineRule="exact"/>
+      <w:jc w:val="both"/>
+    </w:pPr>
+    <w:rPr>
+      <w:rFonts w:ascii="STIX" w:hAnsi="STIX" w:eastAsia="STIX" w:cs="STIX"/>
+      <w:b w:val="1"/>
+      <w:sz w:val="24"/>
+      <w:szCs w:val="24"/>
+    </w:rPr>
+  </w:style>
+  <w:style w:type="paragraph" w:styleId="HighlightsAuthors">
+    <w:name w:val="HighlightsAuthors"/>
+    <w:basedOn w:val="Normal"/>
+    <w:qFormat/>
+    <w:pPr>
+      <w:keepNext w:val="1"/>
+      <w:spacing w:before="117" w:after="0" w:line="239" w:lineRule="exact"/>
+      <w:jc w:val="left"/>
+    </w:pPr>
+    <w:rPr>
+      <w:rFonts w:ascii="STIX" w:hAnsi="STIX" w:eastAsia="STIX" w:cs="STIX"/>
+      <w:sz w:val="20"/>
+      <w:szCs w:val="20"/>
+    </w:rPr>
+  </w:style>
   <w:style w:type="paragraph" w:styleId="Highlight">
     <w:name w:val="Highlight"/>
-    <w:pPr>
-      <w:spacing w:before="0" w:after="180"/>
-      <w:ind w:left="300"/>
+    <w:basedOn w:val="Normal"/>
+    <w:qFormat/>
+    <w:pPr>
+      <w:spacing w:before="159" w:after="0" w:line="239" w:lineRule="exact"/>
+      <w:ind w:hanging="204" w:left="498"/>
       <w:jc w:val="left"/>
     </w:pPr>
-    <w:basedOn w:val="Normal"/>
-    <w:qFormat/>
     <w:rPr>
       <w:rFonts w:ascii="STIX" w:hAnsi="STIX" w:eastAsia="STIX" w:cs="STIX"/>
       <w:sz w:val="20"/>
       <w:szCs w:val="20"/>
     </w:rPr>
   </w:style>
+  <w:style w:type="paragraph" w:styleId="Affiliation">
+    <w:name w:val="Affiliation"/>
+    <w:basedOn w:val="Normal"/>
+    <w:qFormat/>
+    <w:pPr>
+      <w:spacing w:before="220" w:after="201" w:line="189" w:lineRule="exact"/>
+      <w:jc w:val="left"/>
+    </w:pPr>
+    <w:rPr>
+      <w:rFonts w:ascii="STIX" w:hAnsi="STIX" w:eastAsia="STIX" w:cs="STIX"/>
+      <w:i w:val="1"/>
+      <w:sz w:val="16"/>
+      <w:szCs w:val="16"/>
+    </w:rPr>
+  </w:style>
+  <w:style w:type="paragraph" w:styleId="Keywords">
+    <w:name w:val="Keywords"/>
+    <w:basedOn w:val="Normal"/>
+    <w:qFormat/>
+    <w:pPr>
+      <w:spacing w:before="0" w:after="0" w:line="189" w:lineRule="exact"/>
+      <w:jc w:val="left"/>
+    </w:pPr>
+    <w:rPr>
+      <w:rFonts w:ascii="STIX" w:hAnsi="STIX" w:eastAsia="STIX" w:cs="STIX"/>
+      <w:sz w:val="16"/>
+      <w:szCs w:val="16"/>
+    </w:rPr>
+  </w:style>
+  <w:style w:type="paragraph" w:styleId="TableText">
+    <w:name w:val="Table Text"/>
+    <w:basedOn w:val="Normal"/>
+    <w:qFormat/>
+    <w:pPr>
+      <w:spacing w:before="0" w:after="0" w:line="219" w:lineRule="exact"/>
+      <w:jc w:val="left"/>
+    </w:pPr>
+    <w:rPr>
+      <w:rFonts w:ascii="LM Sans 9" w:hAnsi="LM Sans 9" w:eastAsia="LM Sans 9" w:cs="LM Sans 9"/>
+      <w:sz w:val="18"/>
+      <w:szCs w:val="18"/>
+    </w:rPr>
+  </w:style>
+  <w:style w:type="paragraph" w:styleId="FigureParagraph">
+    <w:name w:val="Figure"/>
+    <w:basedOn w:val="Normal"/>
+    <w:qFormat/>
+    <w:pPr>
+      <w:spacing w:before="0" w:after="0" w:line="240" w:lineRule="auto"/>
+      <w:jc w:val="center"/>
+    </w:pPr>
+    <w:rPr>
+      <w:rFonts w:ascii="STIX" w:hAnsi="STIX" w:eastAsia="STIX" w:cs="STIX"/>
+      <w:sz w:val="20"/>
+      <w:szCs w:val="20"/>
+    </w:rPr>
+  </w:style>
   <w:style w:type="paragraph" w:styleId="Header">
     <w:name w:val="Header"/>
-    <w:pPr>
-      <w:spacing w:before="0" w:after="0"/>
+    <w:basedOn w:val="Normal"/>
+    <w:qFormat/>
+    <w:pPr>
+      <w:spacing w:before="0" w:after="0" w:line="219" w:lineRule="exact"/>
       <w:jc w:val="center"/>
     </w:pPr>
-    <w:basedOn w:val="Normal"/>
-    <w:qFormat/>
-    <w:rPr>
-      <w:rFonts w:ascii="STIX" w:hAnsi="STIX" w:eastAsia="STIX" w:cs="STIX"/>
+    <w:rPr>
+      <w:rFonts w:ascii="LM Sans 9" w:hAnsi="LM Sans 9" w:eastAsia="LM Sans 9" w:cs="LM Sans 9"/>
       <w:sz w:val="18"/>
       <w:szCs w:val="18"/>
     </w:rPr>
   </w:style>
   <w:style w:type="paragraph" w:styleId="Footer">
     <w:name w:val="Footer"/>
-    <w:pPr>
+    <w:basedOn w:val="Normal"/>
+    <w:qFormat/>
+    <w:pPr>
+      <w:pBdr>
+        <w:top w:val="single" w:sz="2" w:space="3" w:color="auto"/>
+      </w:pBdr>
       <w:tabs>
         <w:tab w:val="right" w:pos="9331"/>
       </w:tabs>
-      <w:spacing w:before="0" w:after="0"/>
+      <w:spacing w:before="0" w:after="0" w:line="219" w:lineRule="exact"/>
       <w:jc w:val="left"/>
     </w:pPr>
-    <w:basedOn w:val="Normal"/>
-    <w:qFormat/>
-    <w:rPr>
-      <w:rFonts w:ascii="STIX" w:hAnsi="STIX" w:eastAsia="STIX" w:cs="STIX"/>
+    <w:rPr>
+      <w:rFonts w:ascii="LM Sans 9" w:hAnsi="LM Sans 9" w:eastAsia="LM Sans 9" w:cs="LM Sans 9"/>
       <w:sz w:val="18"/>
       <w:szCs w:val="18"/>
     </w:rPr>
